--- a/public/anexos/07-Matrices/Cuadro_de_Costos_ALMEXA.docx
+++ b/public/anexos/07-Matrices/Cuadro_de_Costos_ALMEXA.docx
@@ -211,6 +211,10 @@
         <w:gridCol w:w="3009"/>
       </w:tblGrid>
       <w:tr>
+        <w:trPr>
+          <w:cantSplit/>
+          <w:tblHeader/>
+        </w:trPr>
         <w:tblPrEx>
           <w:tblCellMar>
             <w:top w:w="0" w:type="dxa"/>
@@ -297,6 +301,9 @@
         </w:tc>
       </w:tr>
       <w:tr>
+        <w:trPr>
+          <w:cantSplit/>
+        </w:trPr>
         <w:tblPrEx>
           <w:tblCellMar>
             <w:top w:w="0" w:type="dxa"/>
@@ -377,6 +384,9 @@
         </w:tc>
       </w:tr>
       <w:tr>
+        <w:trPr>
+          <w:cantSplit/>
+        </w:trPr>
         <w:tblPrEx>
           <w:tblCellMar>
             <w:top w:w="0" w:type="dxa"/>
@@ -457,6 +467,9 @@
         </w:tc>
       </w:tr>
       <w:tr>
+        <w:trPr>
+          <w:cantSplit/>
+        </w:trPr>
         <w:tblPrEx>
           <w:tblCellMar>
             <w:top w:w="0" w:type="dxa"/>
@@ -537,6 +550,9 @@
         </w:tc>
       </w:tr>
       <w:tr>
+        <w:trPr>
+          <w:cantSplit/>
+        </w:trPr>
         <w:tblPrEx>
           <w:tblCellMar>
             <w:top w:w="0" w:type="dxa"/>
@@ -617,6 +633,9 @@
         </w:tc>
       </w:tr>
       <w:tr>
+        <w:trPr>
+          <w:cantSplit/>
+        </w:trPr>
         <w:tblPrEx>
           <w:tblCellMar>
             <w:top w:w="0" w:type="dxa"/>
@@ -697,6 +716,9 @@
         </w:tc>
       </w:tr>
       <w:tr>
+        <w:trPr>
+          <w:cantSplit/>
+        </w:trPr>
         <w:tblPrEx>
           <w:tblCellMar>
             <w:top w:w="0" w:type="dxa"/>
@@ -777,6 +799,9 @@
         </w:tc>
       </w:tr>
       <w:tr>
+        <w:trPr>
+          <w:cantSplit/>
+        </w:trPr>
         <w:tblPrEx>
           <w:tblCellMar>
             <w:top w:w="0" w:type="dxa"/>
@@ -924,6 +949,10 @@
         <w:gridCol w:w="3009"/>
       </w:tblGrid>
       <w:tr>
+        <w:trPr>
+          <w:cantSplit/>
+          <w:tblHeader/>
+        </w:trPr>
         <w:tblPrEx>
           <w:tblCellMar>
             <w:top w:w="0" w:type="dxa"/>
@@ -1010,6 +1039,9 @@
         </w:tc>
       </w:tr>
       <w:tr>
+        <w:trPr>
+          <w:cantSplit/>
+        </w:trPr>
         <w:tblPrEx>
           <w:tblCellMar>
             <w:top w:w="0" w:type="dxa"/>
@@ -1090,6 +1122,9 @@
         </w:tc>
       </w:tr>
       <w:tr>
+        <w:trPr>
+          <w:cantSplit/>
+        </w:trPr>
         <w:tblPrEx>
           <w:tblCellMar>
             <w:top w:w="0" w:type="dxa"/>
@@ -1170,6 +1205,9 @@
         </w:tc>
       </w:tr>
       <w:tr>
+        <w:trPr>
+          <w:cantSplit/>
+        </w:trPr>
         <w:tblPrEx>
           <w:tblCellMar>
             <w:top w:w="0" w:type="dxa"/>
@@ -1250,6 +1288,9 @@
         </w:tc>
       </w:tr>
       <w:tr>
+        <w:trPr>
+          <w:cantSplit/>
+        </w:trPr>
         <w:tblPrEx>
           <w:tblCellMar>
             <w:top w:w="0" w:type="dxa"/>
@@ -1330,6 +1371,9 @@
         </w:tc>
       </w:tr>
       <w:tr>
+        <w:trPr>
+          <w:cantSplit/>
+        </w:trPr>
         <w:tblPrEx>
           <w:tblCellMar>
             <w:top w:w="0" w:type="dxa"/>
@@ -1410,6 +1454,9 @@
         </w:tc>
       </w:tr>
       <w:tr>
+        <w:trPr>
+          <w:cantSplit/>
+        </w:trPr>
         <w:tblPrEx>
           <w:tblCellMar>
             <w:top w:w="0" w:type="dxa"/>
@@ -1490,6 +1537,9 @@
         </w:tc>
       </w:tr>
       <w:tr>
+        <w:trPr>
+          <w:cantSplit/>
+        </w:trPr>
         <w:tblPrEx>
           <w:tblCellMar>
             <w:top w:w="0" w:type="dxa"/>
@@ -1683,6 +1733,9 @@
         <w:gridCol w:w="1806"/>
       </w:tblGrid>
       <w:tr>
+        <w:trPr>
+          <w:cantSplit/>
+        </w:trPr>
         <w:tblPrEx>
           <w:tblCellMar>
             <w:top w:w="0" w:type="dxa"/>
@@ -1821,6 +1874,9 @@
         </w:tc>
       </w:tr>
       <w:tr>
+        <w:trPr>
+          <w:cantSplit/>
+        </w:trPr>
         <w:tblPrEx>
           <w:tblCellMar>
             <w:top w:w="0" w:type="dxa"/>
@@ -1950,6 +2006,9 @@
         </w:tc>
       </w:tr>
       <w:tr>
+        <w:trPr>
+          <w:cantSplit/>
+        </w:trPr>
         <w:tblPrEx>
           <w:tblCellMar>
             <w:top w:w="0" w:type="dxa"/>
@@ -2099,6 +2158,10 @@
         <w:gridCol w:w="1805"/>
       </w:tblGrid>
       <w:tr>
+        <w:trPr>
+          <w:cantSplit/>
+          <w:tblHeader/>
+        </w:trPr>
         <w:tc>
           <w:tcPr>
             <w:tcW w:type="dxa" w:w="1805"/>
@@ -2151,6 +2214,9 @@
         </w:tc>
       </w:tr>
       <w:tr>
+        <w:trPr>
+          <w:cantSplit/>
+        </w:trPr>
         <w:tc>
           <w:tcPr>
             <w:tcW w:type="dxa" w:w="1805"/>
@@ -2203,6 +2269,9 @@
         </w:tc>
       </w:tr>
       <w:tr>
+        <w:trPr>
+          <w:cantSplit/>
+        </w:trPr>
         <w:tc>
           <w:tcPr>
             <w:tcW w:type="dxa" w:w="1805"/>
@@ -2255,6 +2324,9 @@
         </w:tc>
       </w:tr>
       <w:tr>
+        <w:trPr>
+          <w:cantSplit/>
+        </w:trPr>
         <w:tc>
           <w:tcPr>
             <w:tcW w:type="dxa" w:w="1805"/>
@@ -2307,6 +2379,9 @@
         </w:tc>
       </w:tr>
       <w:tr>
+        <w:trPr>
+          <w:cantSplit/>
+        </w:trPr>
         <w:tc>
           <w:tcPr>
             <w:tcW w:type="dxa" w:w="1805"/>
@@ -2359,6 +2434,9 @@
         </w:tc>
       </w:tr>
       <w:tr>
+        <w:trPr>
+          <w:cantSplit/>
+        </w:trPr>
         <w:tc>
           <w:tcPr>
             <w:tcW w:type="dxa" w:w="1805"/>
@@ -2411,6 +2489,9 @@
         </w:tc>
       </w:tr>
       <w:tr>
+        <w:trPr>
+          <w:cantSplit/>
+        </w:trPr>
         <w:tc>
           <w:tcPr>
             <w:tcW w:type="dxa" w:w="1805"/>
@@ -2463,6 +2544,9 @@
         </w:tc>
       </w:tr>
       <w:tr>
+        <w:trPr>
+          <w:cantSplit/>
+        </w:trPr>
         <w:tc>
           <w:tcPr>
             <w:tcW w:type="dxa" w:w="1805"/>
@@ -2515,6 +2599,9 @@
         </w:tc>
       </w:tr>
       <w:tr>
+        <w:trPr>
+          <w:cantSplit/>
+        </w:trPr>
         <w:tc>
           <w:tcPr>
             <w:tcW w:type="dxa" w:w="1805"/>
@@ -2691,6 +2778,10 @@
         <w:gridCol w:w="1806"/>
       </w:tblGrid>
       <w:tr>
+        <w:trPr>
+          <w:cantSplit/>
+          <w:tblHeader/>
+        </w:trPr>
         <w:tblPrEx>
           <w:tblCellMar>
             <w:top w:w="0" w:type="dxa"/>
@@ -2829,6 +2920,9 @@
         </w:tc>
       </w:tr>
       <w:tr>
+        <w:trPr>
+          <w:cantSplit/>
+        </w:trPr>
         <w:tblPrEx>
           <w:tblCellMar>
             <w:top w:w="0" w:type="dxa"/>
@@ -2957,6 +3051,9 @@
         </w:tc>
       </w:tr>
       <w:tr>
+        <w:trPr>
+          <w:cantSplit/>
+        </w:trPr>
         <w:tblPrEx>
           <w:tblCellMar>
             <w:top w:w="0" w:type="dxa"/>
@@ -3085,6 +3182,9 @@
         </w:tc>
       </w:tr>
       <w:tr>
+        <w:trPr>
+          <w:cantSplit/>
+        </w:trPr>
         <w:tblPrEx>
           <w:tblCellMar>
             <w:top w:w="0" w:type="dxa"/>
@@ -3213,6 +3313,9 @@
         </w:tc>
       </w:tr>
       <w:tr>
+        <w:trPr>
+          <w:cantSplit/>
+        </w:trPr>
         <w:tblPrEx>
           <w:tblCellMar>
             <w:top w:w="0" w:type="dxa"/>
@@ -3341,6 +3444,9 @@
         </w:tc>
       </w:tr>
       <w:tr>
+        <w:trPr>
+          <w:cantSplit/>
+        </w:trPr>
         <w:tblPrEx>
           <w:tblCellMar>
             <w:top w:w="0" w:type="dxa"/>
@@ -3469,6 +3575,9 @@
         </w:tc>
       </w:tr>
       <w:tr>
+        <w:trPr>
+          <w:cantSplit/>
+        </w:trPr>
         <w:tblPrEx>
           <w:tblCellMar>
             <w:top w:w="0" w:type="dxa"/>
@@ -3597,6 +3706,9 @@
         </w:tc>
       </w:tr>
       <w:tr>
+        <w:trPr>
+          <w:cantSplit/>
+        </w:trPr>
         <w:tblPrEx>
           <w:tblCellMar>
             <w:top w:w="0" w:type="dxa"/>
@@ -3869,6 +3981,10 @@
         <w:gridCol w:w="2257"/>
       </w:tblGrid>
       <w:tr>
+        <w:trPr>
+          <w:cantSplit/>
+          <w:tblHeader/>
+        </w:trPr>
         <w:tblPrEx>
           <w:tblCellMar>
             <w:top w:w="0" w:type="dxa"/>
@@ -3981,6 +4097,9 @@
         </w:tc>
       </w:tr>
       <w:tr>
+        <w:trPr>
+          <w:cantSplit/>
+        </w:trPr>
         <w:tblPrEx>
           <w:tblCellMar>
             <w:top w:w="0" w:type="dxa"/>
@@ -4093,6 +4212,9 @@
         </w:tc>
       </w:tr>
       <w:tr>
+        <w:trPr>
+          <w:cantSplit/>
+        </w:trPr>
         <w:tblPrEx>
           <w:tblCellMar>
             <w:top w:w="0" w:type="dxa"/>
@@ -4205,6 +4327,9 @@
         </w:tc>
       </w:tr>
       <w:tr>
+        <w:trPr>
+          <w:cantSplit/>
+        </w:trPr>
         <w:tblPrEx>
           <w:tblCellMar>
             <w:top w:w="0" w:type="dxa"/>
@@ -4317,6 +4442,9 @@
         </w:tc>
       </w:tr>
       <w:tr>
+        <w:trPr>
+          <w:cantSplit/>
+        </w:trPr>
         <w:tblPrEx>
           <w:tblCellMar>
             <w:top w:w="0" w:type="dxa"/>
@@ -4430,6 +4558,9 @@
         </w:tc>
       </w:tr>
       <w:tr>
+        <w:trPr>
+          <w:cantSplit/>
+        </w:trPr>
         <w:tblPrEx>
           <w:tblCellMar>
             <w:top w:w="0" w:type="dxa"/>
@@ -4542,6 +4673,9 @@
         </w:tc>
       </w:tr>
       <w:tr>
+        <w:trPr>
+          <w:cantSplit/>
+        </w:trPr>
         <w:tblPrEx>
           <w:tblCellMar>
             <w:top w:w="0" w:type="dxa"/>
@@ -4723,6 +4857,10 @@
         <w:gridCol w:w="2257"/>
       </w:tblGrid>
       <w:tr>
+        <w:trPr>
+          <w:cantSplit/>
+          <w:tblHeader/>
+        </w:trPr>
         <w:tblPrEx>
           <w:tblCellMar>
             <w:top w:w="0" w:type="dxa"/>
@@ -4835,6 +4973,9 @@
         </w:tc>
       </w:tr>
       <w:tr>
+        <w:trPr>
+          <w:cantSplit/>
+        </w:trPr>
         <w:tblPrEx>
           <w:tblCellMar>
             <w:top w:w="0" w:type="dxa"/>
@@ -4947,6 +5088,9 @@
         </w:tc>
       </w:tr>
       <w:tr>
+        <w:trPr>
+          <w:cantSplit/>
+        </w:trPr>
         <w:tblPrEx>
           <w:tblCellMar>
             <w:top w:w="0" w:type="dxa"/>
@@ -5059,6 +5203,9 @@
         </w:tc>
       </w:tr>
       <w:tr>
+        <w:trPr>
+          <w:cantSplit/>
+        </w:trPr>
         <w:tblPrEx>
           <w:tblCellMar>
             <w:top w:w="0" w:type="dxa"/>
@@ -5171,6 +5318,9 @@
         </w:tc>
       </w:tr>
       <w:tr>
+        <w:trPr>
+          <w:cantSplit/>
+        </w:trPr>
         <w:tblPrEx>
           <w:tblCellMar>
             <w:top w:w="0" w:type="dxa"/>
@@ -5283,6 +5433,9 @@
         </w:tc>
       </w:tr>
       <w:tr>
+        <w:trPr>
+          <w:cantSplit/>
+        </w:trPr>
         <w:tblPrEx>
           <w:tblCellMar>
             <w:top w:w="0" w:type="dxa"/>
@@ -5395,6 +5548,9 @@
         </w:tc>
       </w:tr>
       <w:tr>
+        <w:trPr>
+          <w:cantSplit/>
+        </w:trPr>
         <w:tblPrEx>
           <w:tblCellMar>
             <w:top w:w="0" w:type="dxa"/>
@@ -5507,6 +5663,9 @@
         </w:tc>
       </w:tr>
       <w:tr>
+        <w:trPr>
+          <w:cantSplit/>
+        </w:trPr>
         <w:tblPrEx>
           <w:tblCellMar>
             <w:top w:w="0" w:type="dxa"/>
@@ -5619,6 +5778,9 @@
         </w:tc>
       </w:tr>
       <w:tr>
+        <w:trPr>
+          <w:cantSplit/>
+        </w:trPr>
         <w:tblPrEx>
           <w:tblCellMar>
             <w:top w:w="0" w:type="dxa"/>
@@ -5853,6 +6015,10 @@
         <w:gridCol w:w="4513"/>
       </w:tblGrid>
       <w:tr>
+        <w:trPr>
+          <w:cantSplit/>
+          <w:tblHeader/>
+        </w:trPr>
         <w:tblPrEx>
           <w:tblCellMar>
             <w:top w:w="0" w:type="dxa"/>
@@ -5913,6 +6079,9 @@
         </w:tc>
       </w:tr>
       <w:tr>
+        <w:trPr>
+          <w:cantSplit/>
+        </w:trPr>
         <w:tblPrEx>
           <w:tblCellMar>
             <w:top w:w="0" w:type="dxa"/>
@@ -5973,6 +6142,9 @@
         </w:tc>
       </w:tr>
       <w:tr>
+        <w:trPr>
+          <w:cantSplit/>
+        </w:trPr>
         <w:tblPrEx>
           <w:tblCellMar>
             <w:top w:w="0" w:type="dxa"/>
@@ -6033,6 +6205,9 @@
         </w:tc>
       </w:tr>
       <w:tr>
+        <w:trPr>
+          <w:cantSplit/>
+        </w:trPr>
         <w:tblPrEx>
           <w:tblCellMar>
             <w:top w:w="0" w:type="dxa"/>
@@ -6093,6 +6268,9 @@
         </w:tc>
       </w:tr>
       <w:tr>
+        <w:trPr>
+          <w:cantSplit/>
+        </w:trPr>
         <w:tblPrEx>
           <w:tblCellMar>
             <w:top w:w="0" w:type="dxa"/>
@@ -6220,6 +6398,10 @@
         <w:gridCol w:w="4513"/>
       </w:tblGrid>
       <w:tr>
+        <w:trPr>
+          <w:cantSplit/>
+          <w:tblHeader/>
+        </w:trPr>
         <w:tblPrEx>
           <w:tblCellMar>
             <w:top w:w="0" w:type="dxa"/>
@@ -6280,6 +6462,9 @@
         </w:tc>
       </w:tr>
       <w:tr>
+        <w:trPr>
+          <w:cantSplit/>
+        </w:trPr>
         <w:tblPrEx>
           <w:tblCellMar>
             <w:top w:w="0" w:type="dxa"/>
@@ -6340,6 +6525,9 @@
         </w:tc>
       </w:tr>
       <w:tr>
+        <w:trPr>
+          <w:cantSplit/>
+        </w:trPr>
         <w:tblPrEx>
           <w:tblCellMar>
             <w:top w:w="0" w:type="dxa"/>
@@ -6400,6 +6588,9 @@
         </w:tc>
       </w:tr>
       <w:tr>
+        <w:trPr>
+          <w:cantSplit/>
+        </w:trPr>
         <w:tblPrEx>
           <w:tblCellMar>
             <w:top w:w="0" w:type="dxa"/>
@@ -6460,6 +6651,9 @@
         </w:tc>
       </w:tr>
       <w:tr>
+        <w:trPr>
+          <w:cantSplit/>
+        </w:trPr>
         <w:tblPrEx>
           <w:tblCellMar>
             <w:top w:w="0" w:type="dxa"/>
@@ -6609,6 +6803,10 @@
         <w:gridCol w:w="3009"/>
       </w:tblGrid>
       <w:tr>
+        <w:trPr>
+          <w:cantSplit/>
+          <w:tblHeader/>
+        </w:trPr>
         <w:tblPrEx>
           <w:tblCellMar>
             <w:top w:w="0" w:type="dxa"/>
@@ -6695,6 +6893,9 @@
         </w:tc>
       </w:tr>
       <w:tr>
+        <w:trPr>
+          <w:cantSplit/>
+        </w:trPr>
         <w:tblPrEx>
           <w:tblCellMar>
             <w:top w:w="0" w:type="dxa"/>
@@ -6781,6 +6982,9 @@
         </w:tc>
       </w:tr>
       <w:tr>
+        <w:trPr>
+          <w:cantSplit/>
+        </w:trPr>
         <w:tblPrEx>
           <w:tblCellMar>
             <w:top w:w="0" w:type="dxa"/>
@@ -6867,6 +7071,9 @@
         </w:tc>
       </w:tr>
       <w:tr>
+        <w:trPr>
+          <w:cantSplit/>
+        </w:trPr>
         <w:tblPrEx>
           <w:tblCellMar>
             <w:top w:w="0" w:type="dxa"/>
@@ -6953,6 +7160,9 @@
         </w:tc>
       </w:tr>
       <w:tr>
+        <w:trPr>
+          <w:cantSplit/>
+        </w:trPr>
         <w:tblPrEx>
           <w:tblCellMar>
             <w:top w:w="0" w:type="dxa"/>
@@ -7039,6 +7249,9 @@
         </w:tc>
       </w:tr>
       <w:tr>
+        <w:trPr>
+          <w:cantSplit/>
+        </w:trPr>
         <w:tblPrEx>
           <w:tblCellMar>
             <w:top w:w="0" w:type="dxa"/>
@@ -7125,6 +7338,9 @@
         </w:tc>
       </w:tr>
       <w:tr>
+        <w:trPr>
+          <w:cantSplit/>
+        </w:trPr>
         <w:tblPrEx>
           <w:tblCellMar>
             <w:top w:w="0" w:type="dxa"/>
@@ -7212,6 +7428,9 @@
         </w:tc>
       </w:tr>
       <w:tr>
+        <w:trPr>
+          <w:cantSplit/>
+        </w:trPr>
         <w:tblPrEx>
           <w:tblCellMar>
             <w:top w:w="0" w:type="dxa"/>
